--- a/submissions/03-pretreatment-smr-q3-2026/inputs/lab_case_narratives_2026.docx
+++ b/submissions/03-pretreatment-smr-q3-2026/inputs/lab_case_narratives_2026.docx
@@ -40,7 +40,7 @@
         <w:spacing w:after="120"/>
       </w:pPr>
       <w:r>
-        <w:t>Client: Vandeveer Plating LLC, Wyoming, Michigan. Reports issued 04/09/2026 through 10/01/2026. Prepared 10/02/2026 to accompany the compiled results file.</w:t>
+        <w:t>Client: Vandeveer Plating LLC, Wyoming, Michigan. Reports and revisions issued 04/09/2026 through 10/01/2026. Prepared 10/02/2026 to accompany the compiled results file.</w:t>
       </w:r>
     </w:p>
     <w:p>
@@ -190,6 +190,25 @@
       <w:r>
         <w:lastRenderedPageBreak/>
         <w:t>Copper is qualified X. The report issued on 09/04/2026 printed copper at 3.15 mg/L. On the monthly data review the analyst found that the instrument result of 4.15 mg/L had been keyed into the report as 3.15 mg/L. Revision 1 corrects copper to 4.15 mg/L and changes no other result. It was sent to the client and to the City of Wyoming Pretreatment Coordinator on 09/14/2026 at 10:15. The compiled results file prints the figure from the first report.</w:t>
+      </w:r>
+    </w:p>
+    <w:p>
+      <w:pPr>
+        <w:spacing w:after="40"/>
+      </w:pPr>
+      <w:r>
+        <w:rPr>
+          <w:b/>
+        </w:rPr>
+        <w:t>GLA-26-1811, sample VP-260909, Revision 1 issued 09/25/2026 at 09:40</w:t>
+      </w:r>
+    </w:p>
+    <w:p>
+      <w:pPr>
+        <w:spacing w:after="160"/>
+      </w:pPr>
+      <w:r>
+        <w:t>Cyanide is qualified X. The matrix spike on the cyanide distillation of 09/14 recovered 52 percent, below the matrix spike window, and the preserved volume left in the bottle was short of a second distillation. The laboratory has rejected the cyanide result, and the cyanide figure printed on the report of 09/15/2026 is not a reportable result. Revision 1 changes no other result. It was sent to the client and to the City of Wyoming Pretreatment Coordinator on 09/25/2026 at 09:40.</w:t>
       </w:r>
     </w:p>
     <w:p>
